--- a/t31_s5.docx
+++ b/t31_s5.docx
@@ -3,2348 +3,998 @@
 <w:document xmlns:wpc="http://schemas.microsoft.com/office/word/2010/wordprocessingCanvas" xmlns:mo="http://schemas.microsoft.com/office/mac/office/2008/main" xmlns:mc="http://schemas.openxmlformats.org/markup-compatibility/2006" xmlns:mv="urn:schemas-microsoft-com:mac:vml" xmlns:o="urn:schemas-microsoft-com:office:office" xmlns:r="http://schemas.openxmlformats.org/officeDocument/2006/relationships" xmlns:m="http://schemas.openxmlformats.org/officeDocument/2006/math" xmlns:v="urn:schemas-microsoft-com:vml" xmlns:wp14="http://schemas.microsoft.com/office/word/2010/wordprocessingDrawing" xmlns:wp="http://schemas.openxmlformats.org/drawingml/2006/wordprocessingDrawing" xmlns:w10="urn:schemas-microsoft-com:office:word" xmlns:w="http://schemas.openxmlformats.org/wordprocessingml/2006/main" xmlns:w14="http://schemas.microsoft.com/office/word/2010/wordml" xmlns:wpg="http://schemas.microsoft.com/office/word/2010/wordprocessingGroup" xmlns:wpi="http://schemas.microsoft.com/office/word/2010/wordprocessingInk" xmlns:wne="http://schemas.microsoft.com/office/word/2006/wordml" xmlns:wps="http://schemas.microsoft.com/office/word/2010/wordprocessingShape" mc:Ignorable="w14 wp14">
   <w:body>
     <w:p>
-      <w:pPr>
-        <w:spacing w:after="40" w:before="120"/>
-      </w:pPr>
       <w:r>
-        <w:rPr>
-          <w:b w:val="0"/>
-          <w:i w:val="0"/>
-          <w:sz w:val="22"/>
-        </w:rPr>
-        <w:t>Question: Choose the word most nearly opposite in meaning to the word 'Meticulous'.</w:t>
+        <w:t xml:space="preserve">Question: The Indus Valley Civilization was discovered at which site first?</w:t>
       </w:r>
     </w:p>
     <w:p>
-      <w:pPr>
-        <w:spacing w:after="0" w:before="0"/>
-      </w:pPr>
       <w:r>
-        <w:rPr>
-          <w:b w:val="0"/>
-          <w:i w:val="0"/>
-          <w:sz w:val="22"/>
-        </w:rPr>
-        <w:t>(a) Careless</w:t>
+        <w:t xml:space="preserve">(a) Harappa</w:t>
       </w:r>
     </w:p>
     <w:p>
-      <w:pPr>
-        <w:spacing w:after="0" w:before="0"/>
-      </w:pPr>
       <w:r>
-        <w:rPr>
-          <w:b w:val="0"/>
-          <w:i w:val="0"/>
-          <w:sz w:val="22"/>
-        </w:rPr>
-        <w:t>(b) Careful</w:t>
+        <w:t xml:space="preserve">(b) Mohenjo-daro</w:t>
       </w:r>
     </w:p>
     <w:p>
-      <w:pPr>
-        <w:spacing w:after="0" w:before="0"/>
-      </w:pPr>
       <w:r>
-        <w:rPr>
-          <w:b w:val="0"/>
-          <w:i w:val="0"/>
-          <w:sz w:val="22"/>
-        </w:rPr>
-        <w:t>(c) Precise</w:t>
+        <w:t xml:space="preserve">(c) Lothal</w:t>
       </w:r>
     </w:p>
     <w:p>
-      <w:pPr>
-        <w:spacing w:after="0" w:before="0"/>
-      </w:pPr>
       <w:r>
-        <w:rPr>
-          <w:b w:val="0"/>
-          <w:i w:val="0"/>
-          <w:sz w:val="22"/>
-        </w:rPr>
-        <w:t>(d) Systematic</w:t>
+        <w:t xml:space="preserve">(d) Kalibangan</w:t>
       </w:r>
     </w:p>
     <w:p>
-      <w:pPr>
-        <w:spacing w:after="0" w:before="40"/>
-      </w:pPr>
       <w:r>
-        <w:rPr>
-          <w:b/>
-          <w:i w:val="0"/>
-          <w:sz w:val="22"/>
-        </w:rPr>
-        <w:t>Answer: a</w:t>
+        <w:t xml:space="preserve">Answer: a</w:t>
       </w:r>
     </w:p>
     <w:p>
-      <w:pPr>
-        <w:spacing w:after="0" w:before="0"/>
-      </w:pPr>
       <w:r>
-        <w:rPr>
-          <w:b w:val="0"/>
-          <w:i w:val="0"/>
-          <w:sz w:val="21"/>
-        </w:rPr>
-        <w:t>Solution: 'Meticulous' means showing great attention to detail, so its opposite is 'careless'. Careful, precise, and systematic are all synonyms of meticulous.</w:t>
+        <w:t xml:space="preserve">Solution: Harappa, in present-day Punjab (Pakistan), was the first site of the Indus Valley Civilization discovered in 1921, giving the civilization its alternate name "Harappan Civilization."</w:t>
       </w:r>
     </w:p>
     <w:p>
-      <w:pPr>
-        <w:spacing w:after="0" w:before="0"/>
-      </w:pPr>
       <w:r>
-        <w:rPr>
-          <w:b w:val="0"/>
-          <w:i w:val="0"/>
-          <w:sz w:val="20"/>
-        </w:rPr>
-        <w:t>Positive Marks: 1</w:t>
+        <w:t xml:space="preserve">Positive Marks: 1</w:t>
       </w:r>
     </w:p>
     <w:p>
-      <w:pPr>
-        <w:spacing w:after="160" w:before="0"/>
-      </w:pPr>
       <w:r>
-        <w:rPr>
-          <w:b w:val="0"/>
-          <w:i w:val="0"/>
-          <w:sz w:val="20"/>
-        </w:rPr>
-        <w:t>Negative Marks: 0.25</w:t>
+        <w:t xml:space="preserve">Negative Marks: 0.25</w:t>
       </w:r>
     </w:p>
     <w:p>
-      <w:pPr>
-        <w:spacing w:after="40" w:before="120"/>
-      </w:pPr>
       <w:r>
-        <w:rPr>
-          <w:b w:val="0"/>
-          <w:i w:val="0"/>
-          <w:sz w:val="22"/>
-        </w:rPr>
-        <w:t>Question: Select the correctly spelt word from the following options.</w:t>
+        <w:t xml:space="preserve"/>
       </w:r>
     </w:p>
     <w:p>
-      <w:pPr>
-        <w:spacing w:after="0" w:before="0"/>
-      </w:pPr>
       <w:r>
-        <w:rPr>
-          <w:b w:val="0"/>
-          <w:i w:val="0"/>
-          <w:sz w:val="22"/>
-        </w:rPr>
-        <w:t>(a) Occassion</w:t>
+        <w:t xml:space="preserve">Question: Which planet has the most moons in our solar system as of recent discoveries?</w:t>
       </w:r>
     </w:p>
     <w:p>
-      <w:pPr>
-        <w:spacing w:after="0" w:before="0"/>
-      </w:pPr>
       <w:r>
-        <w:rPr>
-          <w:b w:val="0"/>
-          <w:i w:val="0"/>
-          <w:sz w:val="22"/>
-        </w:rPr>
-        <w:t>(b) Occasion</w:t>
+        <w:t xml:space="preserve">(a) Saturn</w:t>
       </w:r>
     </w:p>
     <w:p>
-      <w:pPr>
-        <w:spacing w:after="0" w:before="0"/>
-      </w:pPr>
       <w:r>
-        <w:rPr>
-          <w:b w:val="0"/>
-          <w:i w:val="0"/>
-          <w:sz w:val="22"/>
-        </w:rPr>
-        <w:t>(c) Ocassion</w:t>
+        <w:t xml:space="preserve">(b) Earth</w:t>
       </w:r>
     </w:p>
     <w:p>
-      <w:pPr>
-        <w:spacing w:after="0" w:before="0"/>
-      </w:pPr>
       <w:r>
-        <w:rPr>
-          <w:b w:val="0"/>
-          <w:i w:val="0"/>
-          <w:sz w:val="22"/>
-        </w:rPr>
-        <w:t>(d) Occasssion</w:t>
+        <w:t xml:space="preserve">(c) Venus</w:t>
       </w:r>
     </w:p>
     <w:p>
-      <w:pPr>
-        <w:spacing w:after="0" w:before="40"/>
-      </w:pPr>
       <w:r>
-        <w:rPr>
-          <w:b/>
-          <w:i w:val="0"/>
-          <w:sz w:val="22"/>
-        </w:rPr>
-        <w:t>Answer: b</w:t>
+        <w:t xml:space="preserve">(d) Mercury</w:t>
       </w:r>
     </w:p>
     <w:p>
-      <w:pPr>
-        <w:spacing w:after="0" w:before="0"/>
-      </w:pPr>
       <w:r>
-        <w:rPr>
-          <w:b w:val="0"/>
-          <w:i w:val="0"/>
-          <w:sz w:val="21"/>
-        </w:rPr>
-        <w:t>Solution: 'Occasion' is the correct spelling. The other options contain extra or misplaced letters (double 's' variants are wrong).</w:t>
+        <w:t xml:space="preserve">Answer: a</w:t>
       </w:r>
     </w:p>
     <w:p>
-      <w:pPr>
-        <w:spacing w:after="0" w:before="0"/>
-      </w:pPr>
       <w:r>
-        <w:rPr>
-          <w:b w:val="0"/>
-          <w:i w:val="0"/>
-          <w:sz w:val="20"/>
-        </w:rPr>
-        <w:t>Positive Marks: 1</w:t>
+        <w:t xml:space="preserve">Solution: Saturn has the most confirmed moons (over 140), surpassing Jupiter's count with recent discoveries.</w:t>
       </w:r>
     </w:p>
     <w:p>
-      <w:pPr>
-        <w:spacing w:after="160" w:before="0"/>
-      </w:pPr>
       <w:r>
-        <w:rPr>
-          <w:b w:val="0"/>
-          <w:i w:val="0"/>
-          <w:sz w:val="20"/>
-        </w:rPr>
-        <w:t>Negative Marks: 0.25</w:t>
+        <w:t xml:space="preserve">Positive Marks: 1</w:t>
       </w:r>
     </w:p>
     <w:p>
-      <w:pPr>
-        <w:spacing w:after="40" w:before="120"/>
-      </w:pPr>
       <w:r>
-        <w:rPr>
-          <w:b w:val="0"/>
-          <w:i w:val="0"/>
-          <w:sz w:val="22"/>
-        </w:rPr>
-        <w:t>Question: Fill in the blank with the correct article: 'She is ______ honest nurse who always puts patients first.'</w:t>
+        <w:t xml:space="preserve">Negative Marks: 0.25</w:t>
       </w:r>
     </w:p>
     <w:p>
-      <w:pPr>
-        <w:spacing w:after="0" w:before="0"/>
-      </w:pPr>
       <w:r>
-        <w:rPr>
-          <w:b w:val="0"/>
-          <w:i w:val="0"/>
-          <w:sz w:val="22"/>
-        </w:rPr>
-        <w:t>(a) a</w:t>
+        <w:t xml:space="preserve"/>
       </w:r>
     </w:p>
     <w:p>
-      <w:pPr>
-        <w:spacing w:after="0" w:before="0"/>
-      </w:pPr>
       <w:r>
-        <w:rPr>
-          <w:b w:val="0"/>
-          <w:i w:val="0"/>
-          <w:sz w:val="22"/>
-        </w:rPr>
-        <w:t>(b) an</w:t>
+        <w:t xml:space="preserve">Question: A number when divided by 7 leaves a remainder of 3. What is the remainder when twice the number is divided by 7?</w:t>
       </w:r>
     </w:p>
     <w:p>
-      <w:pPr>
-        <w:spacing w:after="0" w:before="0"/>
-      </w:pPr>
       <w:r>
-        <w:rPr>
-          <w:b w:val="0"/>
-          <w:i w:val="0"/>
-          <w:sz w:val="22"/>
-        </w:rPr>
-        <w:t>(c) the</w:t>
+        <w:t xml:space="preserve">(a) 6</w:t>
       </w:r>
     </w:p>
     <w:p>
-      <w:pPr>
-        <w:spacing w:after="0" w:before="0"/>
-      </w:pPr>
       <w:r>
-        <w:rPr>
-          <w:b w:val="0"/>
-          <w:i w:val="0"/>
-          <w:sz w:val="22"/>
-        </w:rPr>
-        <w:t>(d) no article needed</w:t>
+        <w:t xml:space="preserve">(b) 3</w:t>
       </w:r>
     </w:p>
     <w:p>
-      <w:pPr>
-        <w:spacing w:after="0" w:before="40"/>
-      </w:pPr>
       <w:r>
-        <w:rPr>
-          <w:b/>
-          <w:i w:val="0"/>
-          <w:sz w:val="22"/>
-        </w:rPr>
-        <w:t>Answer: b</w:t>
+        <w:t xml:space="preserve">(c) 2</w:t>
       </w:r>
     </w:p>
     <w:p>
-      <w:pPr>
-        <w:spacing w:after="0" w:before="0"/>
-      </w:pPr>
       <w:r>
-        <w:rPr>
-          <w:b w:val="0"/>
-          <w:i w:val="0"/>
-          <w:sz w:val="21"/>
-        </w:rPr>
-        <w:t>Solution: 'Honest' begins with a vowel sound (/ɒ/), so the correct article is 'an'. Articles are chosen by sound, not just spelling.</w:t>
+        <w:t xml:space="preserve">(d) 5</w:t>
       </w:r>
     </w:p>
     <w:p>
-      <w:pPr>
-        <w:spacing w:after="0" w:before="0"/>
-      </w:pPr>
       <w:r>
-        <w:rPr>
-          <w:b w:val="0"/>
-          <w:i w:val="0"/>
-          <w:sz w:val="20"/>
-        </w:rPr>
-        <w:t>Positive Marks: 1</w:t>
+        <w:t xml:space="preserve">Answer: a</w:t>
       </w:r>
     </w:p>
     <w:p>
-      <w:pPr>
-        <w:spacing w:after="160" w:before="0"/>
-      </w:pPr>
       <w:r>
-        <w:rPr>
-          <w:b w:val="0"/>
-          <w:i w:val="0"/>
-          <w:sz w:val="20"/>
-        </w:rPr>
-        <w:t>Negative Marks: 0.25</w:t>
+        <w:t xml:space="preserve">Solution: Let the number be 7k + 3. Twice it = 14k + 6, so divided by 7, the remainder is 6.</w:t>
       </w:r>
     </w:p>
     <w:p>
-      <w:pPr>
-        <w:spacing w:after="40" w:before="120"/>
-      </w:pPr>
       <w:r>
-        <w:rPr>
-          <w:b w:val="0"/>
-          <w:i w:val="0"/>
-          <w:sz w:val="22"/>
-        </w:rPr>
-        <w:t>Question: Select the antonym of 'Frugal'.</w:t>
+        <w:t xml:space="preserve">Positive Marks: 1</w:t>
       </w:r>
     </w:p>
     <w:p>
-      <w:pPr>
-        <w:spacing w:after="0" w:before="0"/>
-      </w:pPr>
       <w:r>
-        <w:rPr>
-          <w:b w:val="0"/>
-          <w:i w:val="0"/>
-          <w:sz w:val="22"/>
-        </w:rPr>
-        <w:t>(a) Wasteful</w:t>
+        <w:t xml:space="preserve">Negative Marks: 0.25</w:t>
       </w:r>
     </w:p>
     <w:p>
-      <w:pPr>
-        <w:spacing w:after="0" w:before="0"/>
-      </w:pPr>
       <w:r>
-        <w:rPr>
-          <w:b w:val="0"/>
-          <w:i w:val="0"/>
-          <w:sz w:val="22"/>
-        </w:rPr>
-        <w:t>(b) Economical</w:t>
+        <w:t xml:space="preserve"/>
       </w:r>
     </w:p>
     <w:p>
-      <w:pPr>
-        <w:spacing w:after="0" w:before="0"/>
-      </w:pPr>
       <w:r>
-        <w:rPr>
-          <w:b w:val="0"/>
-          <w:i w:val="0"/>
-          <w:sz w:val="22"/>
-        </w:rPr>
-        <w:t>(c) Thrifty</w:t>
+        <w:t xml:space="preserve">Question: Which of the following is an operating system?</w:t>
       </w:r>
     </w:p>
     <w:p>
-      <w:pPr>
-        <w:spacing w:after="0" w:before="0"/>
-      </w:pPr>
       <w:r>
-        <w:rPr>
-          <w:b w:val="0"/>
-          <w:i w:val="0"/>
-          <w:sz w:val="22"/>
-        </w:rPr>
-        <w:t>(d) Prudent</w:t>
+        <w:t xml:space="preserve">(a) Linux</w:t>
       </w:r>
     </w:p>
     <w:p>
-      <w:pPr>
-        <w:spacing w:after="0" w:before="40"/>
-      </w:pPr>
       <w:r>
-        <w:rPr>
-          <w:b/>
-          <w:i w:val="0"/>
-          <w:sz w:val="22"/>
-        </w:rPr>
-        <w:t>Answer: a</w:t>
+        <w:t xml:space="preserve">(b) Photoshop</w:t>
       </w:r>
     </w:p>
     <w:p>
-      <w:pPr>
-        <w:spacing w:after="0" w:before="0"/>
-      </w:pPr>
       <w:r>
-        <w:rPr>
-          <w:b w:val="0"/>
-          <w:i w:val="0"/>
-          <w:sz w:val="21"/>
-        </w:rPr>
-        <w:t>Solution: 'Frugal' means sparing or economical with money; 'wasteful' is its opposite. Economical, thrifty, and prudent are all synonyms of frugal.</w:t>
+        <w:t xml:space="preserve">(c) MS Word</w:t>
       </w:r>
     </w:p>
     <w:p>
-      <w:pPr>
-        <w:spacing w:after="0" w:before="0"/>
-      </w:pPr>
       <w:r>
-        <w:rPr>
-          <w:b w:val="0"/>
-          <w:i w:val="0"/>
-          <w:sz w:val="20"/>
-        </w:rPr>
-        <w:t>Positive Marks: 1</w:t>
+        <w:t xml:space="preserve">(d) Chrome</w:t>
       </w:r>
     </w:p>
     <w:p>
-      <w:pPr>
-        <w:spacing w:after="160" w:before="0"/>
-      </w:pPr>
       <w:r>
-        <w:rPr>
-          <w:b w:val="0"/>
-          <w:i w:val="0"/>
-          <w:sz w:val="20"/>
-        </w:rPr>
-        <w:t>Negative Marks: 0.25</w:t>
+        <w:t xml:space="preserve">Answer: a</w:t>
       </w:r>
     </w:p>
     <w:p>
-      <w:pPr>
-        <w:spacing w:after="40" w:before="120"/>
-      </w:pPr>
       <w:r>
-        <w:rPr>
-          <w:b w:val="0"/>
-          <w:i w:val="0"/>
-          <w:sz w:val="22"/>
-        </w:rPr>
-        <w:t>Question: Identify the part of the sentence that contains an error: 'The team of nurses (a) were working (b) in the ward (c) when the alarm rang (d).'</w:t>
+        <w:t xml:space="preserve">Solution: Linux is an operating system. Photoshop and MS Word are application software, and Chrome is a web browser.</w:t>
       </w:r>
     </w:p>
     <w:p>
-      <w:pPr>
-        <w:spacing w:after="0" w:before="0"/>
-      </w:pPr>
       <w:r>
-        <w:rPr>
-          <w:b w:val="0"/>
-          <w:i w:val="0"/>
-          <w:sz w:val="22"/>
-        </w:rPr>
-        <w:t>(a) (a) The team of nurses</w:t>
+        <w:t xml:space="preserve">Positive Marks: 1</w:t>
       </w:r>
     </w:p>
     <w:p>
-      <w:pPr>
-        <w:spacing w:after="0" w:before="0"/>
-      </w:pPr>
       <w:r>
-        <w:rPr>
-          <w:b w:val="0"/>
-          <w:i w:val="0"/>
-          <w:sz w:val="22"/>
-        </w:rPr>
-        <w:t>(b) (b) were working</w:t>
+        <w:t xml:space="preserve">Negative Marks: 0.25</w:t>
       </w:r>
     </w:p>
     <w:p>
-      <w:pPr>
-        <w:spacing w:after="0" w:before="0"/>
-      </w:pPr>
       <w:r>
-        <w:rPr>
-          <w:b w:val="0"/>
-          <w:i w:val="0"/>
-          <w:sz w:val="22"/>
-        </w:rPr>
-        <w:t>(c) (c) in the ward</w:t>
+        <w:t xml:space="preserve"/>
       </w:r>
     </w:p>
     <w:p>
-      <w:pPr>
-        <w:spacing w:after="0" w:before="0"/>
-      </w:pPr>
       <w:r>
-        <w:rPr>
-          <w:b w:val="0"/>
-          <w:i w:val="0"/>
-          <w:sz w:val="22"/>
-        </w:rPr>
-        <w:t>(d) (d) when the alarm rang</w:t>
+        <w:t xml:space="preserve">Question: The famous Qutub Minar is located in which city?</w:t>
       </w:r>
     </w:p>
     <w:p>
-      <w:pPr>
-        <w:spacing w:after="0" w:before="40"/>
-      </w:pPr>
       <w:r>
-        <w:rPr>
-          <w:b/>
-          <w:i w:val="0"/>
-          <w:sz w:val="22"/>
-        </w:rPr>
-        <w:t>Answer: b</w:t>
+        <w:t xml:space="preserve">(a) Delhi</w:t>
       </w:r>
     </w:p>
     <w:p>
-      <w:pPr>
-        <w:spacing w:after="0" w:before="0"/>
-      </w:pPr>
       <w:r>
-        <w:rPr>
-          <w:b w:val="0"/>
-          <w:i w:val="0"/>
-          <w:sz w:val="21"/>
-        </w:rPr>
-        <w:t>Solution: The subject 'team' is singular, so the verb should be 'was working' instead of 'were working'. Collective nouns take a singular verb when the group acts as one unit.</w:t>
+        <w:t xml:space="preserve">(b) Agra</w:t>
       </w:r>
     </w:p>
     <w:p>
-      <w:pPr>
-        <w:spacing w:after="0" w:before="0"/>
-      </w:pPr>
       <w:r>
-        <w:rPr>
-          <w:b w:val="0"/>
-          <w:i w:val="0"/>
-          <w:sz w:val="20"/>
-        </w:rPr>
-        <w:t>Positive Marks: 1</w:t>
+        <w:t xml:space="preserve">(c) Jaipur</w:t>
       </w:r>
     </w:p>
     <w:p>
-      <w:pPr>
-        <w:spacing w:after="160" w:before="0"/>
-      </w:pPr>
       <w:r>
-        <w:rPr>
-          <w:b w:val="0"/>
-          <w:i w:val="0"/>
-          <w:sz w:val="20"/>
-        </w:rPr>
-        <w:t>Negative Marks: 0.25</w:t>
+        <w:t xml:space="preserve">(d) Lucknow</w:t>
       </w:r>
     </w:p>
     <w:p>
-      <w:pPr>
-        <w:spacing w:after="40" w:before="120"/>
-      </w:pPr>
       <w:r>
-        <w:rPr>
-          <w:b w:val="0"/>
-          <w:i w:val="0"/>
-          <w:sz w:val="22"/>
-        </w:rPr>
-        <w:t>Question: Select the correct passive voice of: 'The doctor prescribed the antibiotic.'</w:t>
+        <w:t xml:space="preserve">Answer: a</w:t>
       </w:r>
     </w:p>
     <w:p>
-      <w:pPr>
-        <w:spacing w:after="0" w:before="0"/>
-      </w:pPr>
       <w:r>
-        <w:rPr>
-          <w:b w:val="0"/>
-          <w:i w:val="0"/>
-          <w:sz w:val="22"/>
-        </w:rPr>
-        <w:t>(a) The antibiotic was prescribed by the doctor</w:t>
+        <w:t xml:space="preserve">Solution: The Qutub Minar, a 73-meter UNESCO World Heritage tower built in the 12th–13th century, stands in Delhi.</w:t>
       </w:r>
     </w:p>
     <w:p>
-      <w:pPr>
-        <w:spacing w:after="0" w:before="0"/>
-      </w:pPr>
       <w:r>
-        <w:rPr>
-          <w:b w:val="0"/>
-          <w:i w:val="0"/>
-          <w:sz w:val="22"/>
-        </w:rPr>
-        <w:t>(b) The antibiotic is prescribing the doctor</w:t>
+        <w:t xml:space="preserve">Positive Marks: 1</w:t>
       </w:r>
     </w:p>
     <w:p>
-      <w:pPr>
-        <w:spacing w:after="0" w:before="0"/>
-      </w:pPr>
       <w:r>
-        <w:rPr>
-          <w:b w:val="0"/>
-          <w:i w:val="0"/>
-          <w:sz w:val="22"/>
-        </w:rPr>
-        <w:t>(c) The antibiotic has prescribe the doctor</w:t>
+        <w:t xml:space="preserve">Negative Marks: 0.25</w:t>
       </w:r>
     </w:p>
     <w:p>
-      <w:pPr>
-        <w:spacing w:after="0" w:before="0"/>
-      </w:pPr>
       <w:r>
-        <w:rPr>
-          <w:b w:val="0"/>
-          <w:i w:val="0"/>
-          <w:sz w:val="22"/>
-        </w:rPr>
-        <w:t>(d) The antibiotic were prescribed by the doctor</w:t>
+        <w:t xml:space="preserve"/>
       </w:r>
     </w:p>
     <w:p>
-      <w:pPr>
-        <w:spacing w:after="0" w:before="40"/>
-      </w:pPr>
       <w:r>
-        <w:rPr>
-          <w:b/>
-          <w:i w:val="0"/>
-          <w:sz w:val="22"/>
-        </w:rPr>
-        <w:t>Answer: a</w:t>
+        <w:t xml:space="preserve">Question: If A = 1, B = 2, C = 3... then what is the value of the word "NURSE"?</w:t>
       </w:r>
     </w:p>
     <w:p>
-      <w:pPr>
-        <w:spacing w:after="0" w:before="0"/>
-      </w:pPr>
       <w:r>
-        <w:rPr>
-          <w:b w:val="0"/>
-          <w:i w:val="0"/>
-          <w:sz w:val="21"/>
-        </w:rPr>
-        <w:t>Solution: In passive voice, the object becomes the subject: 'The antibiotic was prescribed by the doctor'. The verb must agree with the singular subject 'antibiotic'.</w:t>
+        <w:t xml:space="preserve">(a) 77</w:t>
       </w:r>
     </w:p>
     <w:p>
-      <w:pPr>
-        <w:spacing w:after="0" w:before="0"/>
-      </w:pPr>
       <w:r>
-        <w:rPr>
-          <w:b w:val="0"/>
-          <w:i w:val="0"/>
-          <w:sz w:val="20"/>
-        </w:rPr>
-        <w:t>Positive Marks: 1</w:t>
+        <w:t xml:space="preserve">(b) 74</w:t>
       </w:r>
     </w:p>
     <w:p>
-      <w:pPr>
-        <w:spacing w:after="160" w:before="0"/>
-      </w:pPr>
       <w:r>
-        <w:rPr>
-          <w:b w:val="0"/>
-          <w:i w:val="0"/>
-          <w:sz w:val="20"/>
-        </w:rPr>
-        <w:t>Negative Marks: 0.25</w:t>
+        <w:t xml:space="preserve">(c) 84</w:t>
       </w:r>
     </w:p>
     <w:p>
-      <w:pPr>
-        <w:spacing w:after="40" w:before="120"/>
-      </w:pPr>
       <w:r>
-        <w:rPr>
-          <w:b w:val="0"/>
-          <w:i w:val="0"/>
-          <w:sz w:val="22"/>
-        </w:rPr>
-        <w:t>Question: Choose the word that best fills the blank: 'The new ventilator was ______ for its quiet operation by the ICU staff.'</w:t>
+        <w:t xml:space="preserve">(d) 70</w:t>
       </w:r>
     </w:p>
     <w:p>
-      <w:pPr>
-        <w:spacing w:after="0" w:before="0"/>
-      </w:pPr>
       <w:r>
-        <w:rPr>
-          <w:b w:val="0"/>
-          <w:i w:val="0"/>
-          <w:sz w:val="22"/>
-        </w:rPr>
-        <w:t>(a) commended</w:t>
+        <w:t xml:space="preserve">Answer: a</w:t>
       </w:r>
     </w:p>
     <w:p>
-      <w:pPr>
-        <w:spacing w:after="0" w:before="0"/>
-      </w:pPr>
       <w:r>
-        <w:rPr>
-          <w:b w:val="0"/>
-          <w:i w:val="0"/>
-          <w:sz w:val="22"/>
-        </w:rPr>
-        <w:t>(b) condemned</w:t>
+        <w:t xml:space="preserve">Solution: N=14, U=21, R=18, S=19, E=5. Sum = 14+21+18+19+5 = 77.</w:t>
       </w:r>
     </w:p>
     <w:p>
-      <w:pPr>
-        <w:spacing w:after="0" w:before="0"/>
-      </w:pPr>
       <w:r>
-        <w:rPr>
-          <w:b w:val="0"/>
-          <w:i w:val="0"/>
-          <w:sz w:val="22"/>
-        </w:rPr>
-        <w:t>(c) commanded</w:t>
+        <w:t xml:space="preserve">Positive Marks: 1</w:t>
       </w:r>
     </w:p>
     <w:p>
-      <w:pPr>
-        <w:spacing w:after="0" w:before="0"/>
-      </w:pPr>
       <w:r>
-        <w:rPr>
-          <w:b w:val="0"/>
-          <w:i w:val="0"/>
-          <w:sz w:val="22"/>
-        </w:rPr>
-        <w:t>(d) consumed</w:t>
+        <w:t xml:space="preserve">Negative Marks: 0.25</w:t>
       </w:r>
     </w:p>
     <w:p>
-      <w:pPr>
-        <w:spacing w:after="0" w:before="40"/>
-      </w:pPr>
       <w:r>
-        <w:rPr>
-          <w:b/>
-          <w:i w:val="0"/>
-          <w:sz w:val="22"/>
-        </w:rPr>
-        <w:t>Answer: a</w:t>
+        <w:t xml:space="preserve"/>
       </w:r>
     </w:p>
     <w:p>
-      <w:pPr>
-        <w:spacing w:after="0" w:before="0"/>
-      </w:pPr>
       <w:r>
-        <w:rPr>
-          <w:b w:val="0"/>
-          <w:i w:val="0"/>
-          <w:sz w:val="21"/>
-        </w:rPr>
-        <w:t>Solution: 'Commended' means praised, which fits the context of staff appreciating the quiet operation. Condemned (criticized), commanded (ordered), and consumed (used up) do not fit.</w:t>
+        <w:t xml:space="preserve">Question: The deepest lake in the world is:</w:t>
       </w:r>
     </w:p>
     <w:p>
-      <w:pPr>
-        <w:spacing w:after="0" w:before="0"/>
-      </w:pPr>
       <w:r>
-        <w:rPr>
-          <w:b w:val="0"/>
-          <w:i w:val="0"/>
-          <w:sz w:val="20"/>
-        </w:rPr>
-        <w:t>Positive Marks: 1</w:t>
+        <w:t xml:space="preserve">(a) Lake Baikal</w:t>
       </w:r>
     </w:p>
     <w:p>
-      <w:pPr>
-        <w:spacing w:after="160" w:before="0"/>
-      </w:pPr>
       <w:r>
-        <w:rPr>
-          <w:b w:val="0"/>
-          <w:i w:val="0"/>
-          <w:sz w:val="20"/>
-        </w:rPr>
-        <w:t>Negative Marks: 0.25</w:t>
+        <w:t xml:space="preserve">(b) Lake Superior</w:t>
       </w:r>
     </w:p>
     <w:p>
-      <w:pPr>
-        <w:spacing w:after="40" w:before="120"/>
-      </w:pPr>
       <w:r>
-        <w:rPr>
-          <w:b w:val="0"/>
-          <w:i w:val="0"/>
-          <w:sz w:val="22"/>
-        </w:rPr>
-        <w:t>Question: Identify the type of sentence: 'Please submit the duty roster by 5 PM.'</w:t>
+        <w:t xml:space="preserve">(c) Caspian Sea</w:t>
       </w:r>
     </w:p>
     <w:p>
-      <w:pPr>
-        <w:spacing w:after="0" w:before="0"/>
-      </w:pPr>
       <w:r>
-        <w:rPr>
-          <w:b w:val="0"/>
-          <w:i w:val="0"/>
-          <w:sz w:val="22"/>
-        </w:rPr>
-        <w:t>(a) Declarative</w:t>
+        <w:t xml:space="preserve">(d) Lake Victoria</w:t>
       </w:r>
     </w:p>
     <w:p>
-      <w:pPr>
-        <w:spacing w:after="0" w:before="0"/>
-      </w:pPr>
       <w:r>
-        <w:rPr>
-          <w:b w:val="0"/>
-          <w:i w:val="0"/>
-          <w:sz w:val="22"/>
-        </w:rPr>
-        <w:t>(b) Imperative</w:t>
+        <w:t xml:space="preserve">Answer: a</w:t>
       </w:r>
     </w:p>
     <w:p>
-      <w:pPr>
-        <w:spacing w:after="0" w:before="0"/>
-      </w:pPr>
       <w:r>
-        <w:rPr>
-          <w:b w:val="0"/>
-          <w:i w:val="0"/>
-          <w:sz w:val="22"/>
-        </w:rPr>
-        <w:t>(c) Interrogative</w:t>
+        <w:t xml:space="preserve">Solution: Lake Baikal in Siberia, Russia, is the deepest lake in the world at about 1,642 meters, holding about 20% of the world's fresh surface water.</w:t>
       </w:r>
     </w:p>
     <w:p>
-      <w:pPr>
-        <w:spacing w:after="0" w:before="0"/>
-      </w:pPr>
       <w:r>
-        <w:rPr>
-          <w:b w:val="0"/>
-          <w:i w:val="0"/>
-          <w:sz w:val="22"/>
-        </w:rPr>
-        <w:t>(d) Exclamatory</w:t>
+        <w:t xml:space="preserve">Positive Marks: 1</w:t>
       </w:r>
     </w:p>
     <w:p>
-      <w:pPr>
-        <w:spacing w:after="0" w:before="40"/>
-      </w:pPr>
       <w:r>
-        <w:rPr>
-          <w:b/>
-          <w:i w:val="0"/>
-          <w:sz w:val="22"/>
-        </w:rPr>
-        <w:t>Answer: b</w:t>
+        <w:t xml:space="preserve">Negative Marks: 0.25</w:t>
       </w:r>
     </w:p>
     <w:p>
-      <w:pPr>
-        <w:spacing w:after="0" w:before="0"/>
-      </w:pPr>
       <w:r>
-        <w:rPr>
-          <w:b w:val="0"/>
-          <w:i w:val="0"/>
-          <w:sz w:val="21"/>
-        </w:rPr>
-        <w:t>Solution: The sentence gives a request or command, making it an imperative sentence. Declarative states a fact, interrogative asks a question, and exclamatory expresses strong emotion.</w:t>
+        <w:t xml:space="preserve"/>
       </w:r>
     </w:p>
     <w:p>
-      <w:pPr>
-        <w:spacing w:after="0" w:before="0"/>
-      </w:pPr>
       <w:r>
-        <w:rPr>
-          <w:b w:val="0"/>
-          <w:i w:val="0"/>
-          <w:sz w:val="20"/>
-        </w:rPr>
-        <w:t>Positive Marks: 1</w:t>
+        <w:t xml:space="preserve">Question: What is the default file extension of a Microsoft Word document?</w:t>
       </w:r>
     </w:p>
     <w:p>
-      <w:pPr>
-        <w:spacing w:after="160" w:before="0"/>
-      </w:pPr>
       <w:r>
-        <w:rPr>
-          <w:b w:val="0"/>
-          <w:i w:val="0"/>
-          <w:sz w:val="20"/>
-        </w:rPr>
-        <w:t>Negative Marks: 0.25</w:t>
+        <w:t xml:space="preserve">(a) .docx</w:t>
       </w:r>
     </w:p>
     <w:p>
-      <w:pPr>
-        <w:spacing w:after="40" w:before="120"/>
-      </w:pPr>
       <w:r>
-        <w:rPr>
-          <w:b w:val="0"/>
-          <w:i w:val="0"/>
-          <w:sz w:val="22"/>
-        </w:rPr>
-        <w:t>Question: A patient's IV infusion runs at 60 drops per minute. The drop factor of the set is 15 drops/mL. How many millilitres will be infused in 2 hours?</w:t>
+        <w:t xml:space="preserve">(b) .xlsx</w:t>
       </w:r>
     </w:p>
     <w:p>
-      <w:pPr>
-        <w:spacing w:after="0" w:before="0"/>
-      </w:pPr>
       <w:r>
-        <w:rPr>
-          <w:b w:val="0"/>
-          <w:i w:val="0"/>
-          <w:sz w:val="22"/>
-        </w:rPr>
-        <w:t>(a) 240 mL</w:t>
+        <w:t xml:space="preserve">(c) .pptx</w:t>
       </w:r>
     </w:p>
     <w:p>
-      <w:pPr>
-        <w:spacing w:after="0" w:before="0"/>
-      </w:pPr>
       <w:r>
-        <w:rPr>
-          <w:b w:val="0"/>
-          <w:i w:val="0"/>
-          <w:sz w:val="22"/>
-        </w:rPr>
-        <w:t>(b) 360 mL</w:t>
+        <w:t xml:space="preserve">(d) .txt</w:t>
       </w:r>
     </w:p>
     <w:p>
-      <w:pPr>
-        <w:spacing w:after="0" w:before="0"/>
-      </w:pPr>
       <w:r>
-        <w:rPr>
-          <w:b w:val="0"/>
-          <w:i w:val="0"/>
-          <w:sz w:val="22"/>
-        </w:rPr>
-        <w:t>(c) 480 mL</w:t>
+        <w:t xml:space="preserve">Answer: a</w:t>
       </w:r>
     </w:p>
     <w:p>
-      <w:pPr>
-        <w:spacing w:after="0" w:before="0"/>
-      </w:pPr>
       <w:r>
-        <w:rPr>
-          <w:b w:val="0"/>
-          <w:i w:val="0"/>
-          <w:sz w:val="22"/>
-        </w:rPr>
-        <w:t>(d) 720 mL</w:t>
+        <w:t xml:space="preserve">Solution: Word documents use the .docx extension. Excel uses .xlsx, PowerPoint uses .pptx, and plain text uses .txt.</w:t>
       </w:r>
     </w:p>
     <w:p>
-      <w:pPr>
-        <w:spacing w:after="0" w:before="40"/>
-      </w:pPr>
       <w:r>
-        <w:rPr>
-          <w:b/>
-          <w:i w:val="0"/>
-          <w:sz w:val="22"/>
-        </w:rPr>
-        <w:t>Answer: c</w:t>
+        <w:t xml:space="preserve">Positive Marks: 1</w:t>
       </w:r>
     </w:p>
     <w:p>
-      <w:pPr>
-        <w:spacing w:after="0" w:before="0"/>
-      </w:pPr>
       <w:r>
-        <w:rPr>
-          <w:b w:val="0"/>
-          <w:i w:val="0"/>
-          <w:sz w:val="21"/>
-        </w:rPr>
-        <w:t>Solution: Total drops in 2 hours = 60 drops/min × 120 min = 7,200 drops. Volume = 7,200 ÷ 15 = 480 mL. Hence the patient receives 480 mL in 2 hours.</w:t>
+        <w:t xml:space="preserve">Negative Marks: 0.25</w:t>
       </w:r>
     </w:p>
     <w:p>
-      <w:pPr>
-        <w:spacing w:after="0" w:before="0"/>
-      </w:pPr>
       <w:r>
-        <w:rPr>
-          <w:b w:val="0"/>
-          <w:i w:val="0"/>
-          <w:sz w:val="20"/>
-        </w:rPr>
-        <w:t>Positive Marks: 1</w:t>
+        <w:t xml:space="preserve"/>
       </w:r>
     </w:p>
     <w:p>
-      <w:pPr>
-        <w:spacing w:after="160" w:before="0"/>
-      </w:pPr>
       <w:r>
-        <w:rPr>
-          <w:b w:val="0"/>
-          <w:i w:val="0"/>
-          <w:sz w:val="20"/>
-        </w:rPr>
-        <w:t>Negative Marks: 0.25</w:t>
+        <w:t xml:space="preserve">Question: Which Indian state is the largest by area?</w:t>
       </w:r>
     </w:p>
     <w:p>
-      <w:pPr>
-        <w:spacing w:after="40" w:before="120"/>
-      </w:pPr>
       <w:r>
-        <w:rPr>
-          <w:b w:val="0"/>
-          <w:i w:val="0"/>
-          <w:sz w:val="22"/>
-        </w:rPr>
-        <w:t>Question: The weight of a newborn is 3.2 kg. If the baby gains 25 g per day, what will be the approximate weight after 20 days?</w:t>
+        <w:t xml:space="preserve">(a) Rajasthan</w:t>
       </w:r>
     </w:p>
     <w:p>
-      <w:pPr>
-        <w:spacing w:after="0" w:before="0"/>
-      </w:pPr>
       <w:r>
-        <w:rPr>
-          <w:b w:val="0"/>
-          <w:i w:val="0"/>
-          <w:sz w:val="22"/>
-        </w:rPr>
-        <w:t>(a) 3.45 kg</w:t>
+        <w:t xml:space="preserve">(b) Madhya Pradesh</w:t>
       </w:r>
     </w:p>
     <w:p>
-      <w:pPr>
-        <w:spacing w:after="0" w:before="0"/>
-      </w:pPr>
       <w:r>
-        <w:rPr>
-          <w:b w:val="0"/>
-          <w:i w:val="0"/>
-          <w:sz w:val="22"/>
-        </w:rPr>
-        <w:t>(b) 3.50 kg</w:t>
+        <w:t xml:space="preserve">(c) Uttar Pradesh</w:t>
       </w:r>
     </w:p>
     <w:p>
-      <w:pPr>
-        <w:spacing w:after="0" w:before="0"/>
-      </w:pPr>
       <w:r>
-        <w:rPr>
-          <w:b w:val="0"/>
-          <w:i w:val="0"/>
-          <w:sz w:val="22"/>
-        </w:rPr>
-        <w:t>(c) 3.70 kg</w:t>
+        <w:t xml:space="preserve">(d) Maharashtra</w:t>
       </w:r>
     </w:p>
     <w:p>
-      <w:pPr>
-        <w:spacing w:after="0" w:before="0"/>
-      </w:pPr>
       <w:r>
-        <w:rPr>
-          <w:b w:val="0"/>
-          <w:i w:val="0"/>
-          <w:sz w:val="22"/>
-        </w:rPr>
-        <w:t>(d) 4.20 kg</w:t>
+        <w:t xml:space="preserve">Answer: a</w:t>
       </w:r>
     </w:p>
     <w:p>
-      <w:pPr>
-        <w:spacing w:after="0" w:before="40"/>
-      </w:pPr>
       <w:r>
-        <w:rPr>
-          <w:b/>
-          <w:i w:val="0"/>
-          <w:sz w:val="22"/>
-        </w:rPr>
-        <w:t>Answer: c</w:t>
+        <w:t xml:space="preserve">Solution: Rajasthan is the largest Indian state by area (about 342,239 sq km), followed by Madhya Pradesh.</w:t>
       </w:r>
     </w:p>
     <w:p>
-      <w:pPr>
-        <w:spacing w:after="0" w:before="0"/>
-      </w:pPr>
       <w:r>
-        <w:rPr>
-          <w:b w:val="0"/>
-          <w:i w:val="0"/>
-          <w:sz w:val="21"/>
-        </w:rPr>
-        <w:t>Solution: Gain in 20 days = 25 g × 20 = 500 g = 0.5 kg. Final weight = 3.2 + 0.5 = 3.7 kg.</w:t>
+        <w:t xml:space="preserve">Positive Marks: 1</w:t>
       </w:r>
     </w:p>
     <w:p>
-      <w:pPr>
-        <w:spacing w:after="0" w:before="0"/>
-      </w:pPr>
       <w:r>
-        <w:rPr>
-          <w:b w:val="0"/>
-          <w:i w:val="0"/>
-          <w:sz w:val="20"/>
-        </w:rPr>
-        <w:t>Positive Marks: 1</w:t>
+        <w:t xml:space="preserve">Negative Marks: 0.25</w:t>
       </w:r>
     </w:p>
     <w:p>
-      <w:pPr>
-        <w:spacing w:after="160" w:before="0"/>
-      </w:pPr>
       <w:r>
-        <w:rPr>
-          <w:b w:val="0"/>
-          <w:i w:val="0"/>
-          <w:sz w:val="20"/>
-        </w:rPr>
-        <w:t>Negative Marks: 0.25</w:t>
+        <w:t xml:space="preserve"/>
       </w:r>
     </w:p>
     <w:p>
-      <w:pPr>
-        <w:spacing w:after="40" w:before="120"/>
-      </w:pPr>
       <w:r>
-        <w:rPr>
-          <w:b w:val="0"/>
-          <w:i w:val="0"/>
-          <w:sz w:val="22"/>
-        </w:rPr>
-        <w:t>Question: Which of the following is the world's largest delta, formed by the Ganges and Brahmaputra rivers?</w:t>
+        <w:t xml:space="preserve">Question: A shopkeeper gives a 10% discount on an item marked at ₹500. What is the selling price?</w:t>
       </w:r>
     </w:p>
     <w:p>
-      <w:pPr>
-        <w:spacing w:after="0" w:before="0"/>
-      </w:pPr>
       <w:r>
-        <w:rPr>
-          <w:b w:val="0"/>
-          <w:i w:val="0"/>
-          <w:sz w:val="22"/>
-        </w:rPr>
-        <w:t>(a) Sundarbans Delta</w:t>
+        <w:t xml:space="preserve">(a) ₹450</w:t>
       </w:r>
     </w:p>
     <w:p>
-      <w:pPr>
-        <w:spacing w:after="0" w:before="0"/>
-      </w:pPr>
       <w:r>
-        <w:rPr>
-          <w:b w:val="0"/>
-          <w:i w:val="0"/>
-          <w:sz w:val="22"/>
-        </w:rPr>
-        <w:t>(b) Amazon Delta</w:t>
+        <w:t xml:space="preserve">(b) ₹500</w:t>
       </w:r>
     </w:p>
     <w:p>
-      <w:pPr>
-        <w:spacing w:after="0" w:before="0"/>
-      </w:pPr>
       <w:r>
-        <w:rPr>
-          <w:b w:val="0"/>
-          <w:i w:val="0"/>
-          <w:sz w:val="22"/>
-        </w:rPr>
-        <w:t>(c) Nile Delta</w:t>
+        <w:t xml:space="preserve">(c) ₹550</w:t>
       </w:r>
     </w:p>
     <w:p>
-      <w:pPr>
-        <w:spacing w:after="0" w:before="0"/>
-      </w:pPr>
       <w:r>
-        <w:rPr>
-          <w:b w:val="0"/>
-          <w:i w:val="0"/>
-          <w:sz w:val="22"/>
-        </w:rPr>
-        <w:t>(d) Mekong Delta</w:t>
+        <w:t xml:space="preserve">(d) ₹400</w:t>
       </w:r>
     </w:p>
     <w:p>
-      <w:pPr>
-        <w:spacing w:after="0" w:before="40"/>
-      </w:pPr>
       <w:r>
-        <w:rPr>
-          <w:b/>
-          <w:i w:val="0"/>
-          <w:sz w:val="22"/>
-        </w:rPr>
-        <w:t>Answer: a</w:t>
+        <w:t xml:space="preserve">Answer: a</w:t>
       </w:r>
     </w:p>
     <w:p>
-      <w:pPr>
-        <w:spacing w:after="0" w:before="0"/>
-      </w:pPr>
       <w:r>
-        <w:rPr>
-          <w:b w:val="0"/>
-          <w:i w:val="0"/>
-          <w:sz w:val="21"/>
-        </w:rPr>
-        <w:t>Solution: The Sundarbans Delta (Ganga-Brahmaputra) is the largest river delta in the world, spanning Bangladesh and West Bengal, India.</w:t>
+        <w:t xml:space="preserve">Solution: Discount = 10% of 500 = ₹50. Selling price = 500 − 50 = ₹450.</w:t>
       </w:r>
     </w:p>
     <w:p>
-      <w:pPr>
-        <w:spacing w:after="0" w:before="0"/>
-      </w:pPr>
       <w:r>
-        <w:rPr>
-          <w:b w:val="0"/>
-          <w:i w:val="0"/>
-          <w:sz w:val="20"/>
-        </w:rPr>
-        <w:t>Positive Marks: 1</w:t>
+        <w:t xml:space="preserve">Positive Marks: 1</w:t>
       </w:r>
     </w:p>
     <w:p>
-      <w:pPr>
-        <w:spacing w:after="160" w:before="0"/>
-      </w:pPr>
       <w:r>
-        <w:rPr>
-          <w:b w:val="0"/>
-          <w:i w:val="0"/>
-          <w:sz w:val="20"/>
-        </w:rPr>
-        <w:t>Negative Marks: 0.25</w:t>
+        <w:t xml:space="preserve">Negative Marks: 0.25</w:t>
       </w:r>
     </w:p>
     <w:p>
-      <w:pPr>
-        <w:spacing w:after="40" w:before="120"/>
-      </w:pPr>
       <w:r>
-        <w:rPr>
-          <w:b w:val="0"/>
-          <w:i w:val="0"/>
-          <w:sz w:val="22"/>
-        </w:rPr>
-        <w:t>Question: The National Health Policy of India was last comprehensively revised in which year?</w:t>
+        <w:t xml:space="preserve">Question: The year 2024 Summer Olympics were held in which city?</w:t>
       </w:r>
     </w:p>
     <w:p>
-      <w:pPr>
-        <w:spacing w:after="0" w:before="0"/>
-      </w:pPr>
       <w:r>
-        <w:rPr>
-          <w:b w:val="0"/>
-          <w:i w:val="0"/>
-          <w:sz w:val="22"/>
-        </w:rPr>
-        <w:t>(a) 2012</w:t>
+        <w:t xml:space="preserve">(a) Paris</w:t>
       </w:r>
     </w:p>
     <w:p>
-      <w:pPr>
-        <w:spacing w:after="0" w:before="0"/>
-      </w:pPr>
       <w:r>
-        <w:rPr>
-          <w:b w:val="0"/>
-          <w:i w:val="0"/>
-          <w:sz w:val="22"/>
-        </w:rPr>
-        <w:t>(b) 2015</w:t>
+        <w:t xml:space="preserve">(b) Tokyo</w:t>
       </w:r>
     </w:p>
     <w:p>
-      <w:pPr>
-        <w:spacing w:after="0" w:before="0"/>
-      </w:pPr>
       <w:r>
-        <w:rPr>
-          <w:b w:val="0"/>
-          <w:i w:val="0"/>
-          <w:sz w:val="22"/>
-        </w:rPr>
-        <w:t>(c) 2017</w:t>
+        <w:t xml:space="preserve">(c) Rio de Janeiro</w:t>
       </w:r>
     </w:p>
     <w:p>
-      <w:pPr>
-        <w:spacing w:after="0" w:before="0"/>
-      </w:pPr>
       <w:r>
-        <w:rPr>
-          <w:b w:val="0"/>
-          <w:i w:val="0"/>
-          <w:sz w:val="22"/>
-        </w:rPr>
-        <w:t>(d) 2020</w:t>
+        <w:t xml:space="preserve">(d) London</w:t>
       </w:r>
     </w:p>
     <w:p>
-      <w:pPr>
-        <w:spacing w:after="0" w:before="40"/>
-      </w:pPr>
       <w:r>
-        <w:rPr>
-          <w:b/>
-          <w:i w:val="0"/>
-          <w:sz w:val="22"/>
-        </w:rPr>
-        <w:t>Answer: c</w:t>
+        <w:t xml:space="preserve">Answer: a</w:t>
       </w:r>
     </w:p>
     <w:p>
-      <w:pPr>
-        <w:spacing w:after="0" w:before="0"/>
-      </w:pPr>
       <w:r>
-        <w:rPr>
-          <w:b w:val="0"/>
-          <w:i w:val="0"/>
-          <w:sz w:val="21"/>
-        </w:rPr>
-        <w:t>Solution: The National Health Policy of India was approved in 2017, replacing the earlier policy of 2002. It emphasizes preventive and promotive healthcare.</w:t>
+        <w:t xml:space="preserve">Solution: The 2024 Summer Olympics were held in Paris, France — the third time the city hosted the Games.</w:t>
       </w:r>
     </w:p>
     <w:p>
-      <w:pPr>
-        <w:spacing w:after="0" w:before="0"/>
-      </w:pPr>
       <w:r>
-        <w:rPr>
-          <w:b w:val="0"/>
-          <w:i w:val="0"/>
-          <w:sz w:val="20"/>
-        </w:rPr>
-        <w:t>Positive Marks: 1</w:t>
+        <w:t xml:space="preserve">Positive Marks: 1</w:t>
       </w:r>
     </w:p>
     <w:p>
-      <w:pPr>
-        <w:spacing w:after="160" w:before="0"/>
-      </w:pPr>
       <w:r>
-        <w:rPr>
-          <w:b w:val="0"/>
-          <w:i w:val="0"/>
-          <w:sz w:val="20"/>
-        </w:rPr>
-        <w:t>Negative Marks: 0.25</w:t>
+        <w:t xml:space="preserve">Negative Marks: 0.25</w:t>
       </w:r>
     </w:p>
     <w:p>
-      <w:pPr>
-        <w:spacing w:after="40" w:before="120"/>
-      </w:pPr>
       <w:r>
-        <w:rPr>
-          <w:b w:val="0"/>
-          <w:i w:val="0"/>
-          <w:sz w:val="22"/>
-        </w:rPr>
-        <w:t>Question: Which of the following is NOT a fundamental duty of Indian citizens?</w:t>
+        <w:t xml:space="preserve"/>
       </w:r>
     </w:p>
     <w:p>
-      <w:pPr>
-        <w:spacing w:after="0" w:before="0"/>
-      </w:pPr>
       <w:r>
-        <w:rPr>
-          <w:b w:val="0"/>
-          <w:i w:val="0"/>
-          <w:sz w:val="22"/>
-        </w:rPr>
-        <w:t>(a) To abide by the Constitution and respect the national flag and anthem</w:t>
+        <w:t xml:space="preserve">Question: Which of the following instruments is used to measure the speed of wind?</w:t>
       </w:r>
     </w:p>
     <w:p>
-      <w:pPr>
-        <w:spacing w:after="0" w:before="0"/>
-      </w:pPr>
       <w:r>
-        <w:rPr>
-          <w:b w:val="0"/>
-          <w:i w:val="0"/>
-          <w:sz w:val="22"/>
-        </w:rPr>
-        <w:t>(b) To safeguard public property</w:t>
+        <w:t xml:space="preserve">(a) Anemometer</w:t>
       </w:r>
     </w:p>
     <w:p>
-      <w:pPr>
-        <w:spacing w:after="0" w:before="0"/>
-      </w:pPr>
       <w:r>
-        <w:rPr>
-          <w:b w:val="0"/>
-          <w:i w:val="0"/>
-          <w:sz w:val="22"/>
-        </w:rPr>
-        <w:t>(c) To vote in general elections</w:t>
+        <w:t xml:space="preserve">(b) Barometer</w:t>
       </w:r>
     </w:p>
     <w:p>
-      <w:pPr>
-        <w:spacing w:after="0" w:before="0"/>
-      </w:pPr>
       <w:r>
-        <w:rPr>
-          <w:b w:val="0"/>
-          <w:i w:val="0"/>
-          <w:sz w:val="22"/>
-        </w:rPr>
-        <w:t>(d) To protect and improve the natural environment</w:t>
+        <w:t xml:space="preserve">(c) Hygrometer</w:t>
       </w:r>
     </w:p>
     <w:p>
-      <w:pPr>
-        <w:spacing w:after="0" w:before="40"/>
-      </w:pPr>
       <w:r>
-        <w:rPr>
-          <w:b/>
-          <w:i w:val="0"/>
-          <w:sz w:val="22"/>
-        </w:rPr>
-        <w:t>Answer: c</w:t>
+        <w:t xml:space="preserve">(d) Seismograph</w:t>
       </w:r>
     </w:p>
     <w:p>
-      <w:pPr>
-        <w:spacing w:after="0" w:before="0"/>
-      </w:pPr>
       <w:r>
-        <w:rPr>
-          <w:b w:val="0"/>
-          <w:i w:val="0"/>
-          <w:sz w:val="21"/>
-        </w:rPr>
-        <w:t>Solution: Voting is a fundamental right, not a fundamental duty. Abiding by the Constitution, safeguarding public property, and protecting the environment are all fundamental duties listed in Article 51A of the Indian Constitution.</w:t>
+        <w:t xml:space="preserve">Answer: a</w:t>
       </w:r>
     </w:p>
     <w:p>
-      <w:pPr>
-        <w:spacing w:after="0" w:before="0"/>
-      </w:pPr>
       <w:r>
-        <w:rPr>
-          <w:b w:val="0"/>
-          <w:i w:val="0"/>
-          <w:sz w:val="20"/>
-        </w:rPr>
-        <w:t>Positive Marks: 1</w:t>
+        <w:t xml:space="preserve">Solution: An anemometer measures wind speed. A barometer measures atmospheric pressure, a hygrometer measures humidity, and a seismograph records earthquakes.</w:t>
       </w:r>
     </w:p>
     <w:p>
-      <w:pPr>
-        <w:spacing w:after="160" w:before="0"/>
-      </w:pPr>
       <w:r>
-        <w:rPr>
-          <w:b w:val="0"/>
-          <w:i w:val="0"/>
-          <w:sz w:val="20"/>
-        </w:rPr>
-        <w:t>Negative Marks: 0.25</w:t>
+        <w:t xml:space="preserve">Positive Marks: 1</w:t>
       </w:r>
     </w:p>
     <w:p>
-      <w:pPr>
-        <w:spacing w:after="40" w:before="120"/>
-      </w:pPr>
       <w:r>
-        <w:rPr>
-          <w:b w:val="0"/>
-          <w:i w:val="0"/>
-          <w:sz w:val="22"/>
-        </w:rPr>
-        <w:t>Question: A patient presents with bleeding gums, poor wound healing, and easy bruising. Deficiency of which nutrient is the most likely cause?</w:t>
+        <w:t xml:space="preserve">Negative Marks: 0.25</w:t>
       </w:r>
     </w:p>
     <w:p>
-      <w:pPr>
-        <w:spacing w:after="0" w:before="0"/>
-      </w:pPr>
       <w:r>
-        <w:rPr>
-          <w:b w:val="0"/>
-          <w:i w:val="0"/>
-          <w:sz w:val="22"/>
-        </w:rPr>
-        <w:t>(a) Vitamin A</w:t>
+        <w:t xml:space="preserve"/>
       </w:r>
     </w:p>
     <w:p>
-      <w:pPr>
-        <w:spacing w:after="0" w:before="0"/>
-      </w:pPr>
       <w:r>
-        <w:rPr>
-          <w:b w:val="0"/>
-          <w:i w:val="0"/>
-          <w:sz w:val="22"/>
-        </w:rPr>
-        <w:t>(b) Vitamin C</w:t>
+        <w:t xml:space="preserve">Question: Find the missing term: 5, 11, 23, 47, ?</w:t>
       </w:r>
     </w:p>
     <w:p>
-      <w:pPr>
-        <w:spacing w:after="0" w:before="0"/>
-      </w:pPr>
       <w:r>
-        <w:rPr>
-          <w:b w:val="0"/>
-          <w:i w:val="0"/>
-          <w:sz w:val="22"/>
-        </w:rPr>
-        <w:t>(c) Vitamin D</w:t>
+        <w:t xml:space="preserve">(a) 95</w:t>
       </w:r>
     </w:p>
     <w:p>
-      <w:pPr>
-        <w:spacing w:after="0" w:before="0"/>
-      </w:pPr>
       <w:r>
-        <w:rPr>
-          <w:b w:val="0"/>
-          <w:i w:val="0"/>
-          <w:sz w:val="22"/>
-        </w:rPr>
-        <w:t>(d) Vitamin K</w:t>
+        <w:t xml:space="preserve">(b) 94</w:t>
       </w:r>
     </w:p>
     <w:p>
-      <w:pPr>
-        <w:spacing w:after="0" w:before="40"/>
-      </w:pPr>
       <w:r>
-        <w:rPr>
-          <w:b/>
-          <w:i w:val="0"/>
-          <w:sz w:val="22"/>
-        </w:rPr>
-        <w:t>Answer: b</w:t>
+        <w:t xml:space="preserve">(c) 71</w:t>
       </w:r>
     </w:p>
     <w:p>
-      <w:pPr>
-        <w:spacing w:after="0" w:before="0"/>
-      </w:pPr>
       <w:r>
-        <w:rPr>
-          <w:b w:val="0"/>
-          <w:i w:val="0"/>
-          <w:sz w:val="21"/>
-        </w:rPr>
-        <w:t>Solution: Bleeding gums, poor wound healing, and easy bruising are classic features of scurvy, caused by vitamin C deficiency, which impairs collagen synthesis. Vitamin A deficiency causes night blindness, vitamin D causes rickets/osteomalacia, and vitamin K deficiency causes bleeding due to clotting-factor impairment.</w:t>
+        <w:t xml:space="preserve">(d) 59</w:t>
       </w:r>
     </w:p>
     <w:p>
-      <w:pPr>
-        <w:spacing w:after="0" w:before="0"/>
-      </w:pPr>
       <w:r>
-        <w:rPr>
-          <w:b w:val="0"/>
-          <w:i w:val="0"/>
-          <w:sz w:val="20"/>
-        </w:rPr>
-        <w:t>Positive Marks: 1</w:t>
+        <w:t xml:space="preserve">Answer: a</w:t>
       </w:r>
     </w:p>
     <w:p>
-      <w:pPr>
-        <w:spacing w:after="160" w:before="0"/>
-      </w:pPr>
       <w:r>
-        <w:rPr>
-          <w:b w:val="0"/>
-          <w:i w:val="0"/>
-          <w:sz w:val="20"/>
-        </w:rPr>
-        <w:t>Negative Marks: 0.25</w:t>
+        <w:t xml:space="preserve">Solution: Each term is doubled and incremented: 5×2+1=11, 11×2+1=23, 23×2+1=47, 47×2+1=95.</w:t>
       </w:r>
     </w:p>
     <w:p>
-      <w:pPr>
-        <w:spacing w:after="40" w:before="120"/>
-      </w:pPr>
       <w:r>
-        <w:rPr>
-          <w:b w:val="0"/>
-          <w:i w:val="0"/>
-          <w:sz w:val="22"/>
-        </w:rPr>
-        <w:t>Question: Find the next number in the series: 2, 6, 12, 20, 30, ?</w:t>
+        <w:t xml:space="preserve">Positive Marks: 1</w:t>
       </w:r>
     </w:p>
     <w:p>
-      <w:pPr>
-        <w:spacing w:after="0" w:before="0"/>
-      </w:pPr>
       <w:r>
-        <w:rPr>
-          <w:b w:val="0"/>
-          <w:i w:val="0"/>
-          <w:sz w:val="22"/>
-        </w:rPr>
-        <w:t>(a) 36</w:t>
+        <w:t xml:space="preserve">Negative Marks: 0.25</w:t>
       </w:r>
     </w:p>
     <w:p>
-      <w:pPr>
-        <w:spacing w:after="0" w:before="0"/>
-      </w:pPr>
       <w:r>
-        <w:rPr>
-          <w:b w:val="0"/>
-          <w:i w:val="0"/>
-          <w:sz w:val="22"/>
-        </w:rPr>
-        <w:t>(b) 40</w:t>
+        <w:t xml:space="preserve"/>
       </w:r>
     </w:p>
     <w:p>
-      <w:pPr>
-        <w:spacing w:after="0" w:before="0"/>
-      </w:pPr>
       <w:r>
-        <w:rPr>
-          <w:b w:val="0"/>
-          <w:i w:val="0"/>
-          <w:sz w:val="22"/>
-        </w:rPr>
-        <w:t>(c) 42</w:t>
+        <w:t xml:space="preserve">Question: Which of the following is the correct full form of "HTTP"?</w:t>
       </w:r>
     </w:p>
     <w:p>
-      <w:pPr>
-        <w:spacing w:after="0" w:before="0"/>
-      </w:pPr>
       <w:r>
-        <w:rPr>
-          <w:b w:val="0"/>
-          <w:i w:val="0"/>
-          <w:sz w:val="22"/>
-        </w:rPr>
-        <w:t>(d) 44</w:t>
+        <w:t xml:space="preserve">(a) HyperText Transfer Protocol</w:t>
       </w:r>
     </w:p>
     <w:p>
-      <w:pPr>
-        <w:spacing w:after="0" w:before="40"/>
-      </w:pPr>
       <w:r>
-        <w:rPr>
-          <w:b/>
-          <w:i w:val="0"/>
-          <w:sz w:val="22"/>
-        </w:rPr>
-        <w:t>Answer: c</w:t>
+        <w:t xml:space="preserve">(b) HighText Transfer Protocol</w:t>
       </w:r>
     </w:p>
     <w:p>
-      <w:pPr>
-        <w:spacing w:after="0" w:before="0"/>
-      </w:pPr>
       <w:r>
-        <w:rPr>
-          <w:b w:val="0"/>
-          <w:i w:val="0"/>
-          <w:sz w:val="21"/>
-        </w:rPr>
-        <w:t>Solution: The series follows n² + n pattern: 1×2=2, 2×3=6, 3×4=12, 4×5=20, 5×6=30, so next is 6×7 = 42.</w:t>
+        <w:t xml:space="preserve">(c) HyperText Transmission Process</w:t>
       </w:r>
     </w:p>
     <w:p>
-      <w:pPr>
-        <w:spacing w:after="0" w:before="0"/>
-      </w:pPr>
       <w:r>
-        <w:rPr>
-          <w:b w:val="0"/>
-          <w:i w:val="0"/>
-          <w:sz w:val="20"/>
-        </w:rPr>
-        <w:t>Positive Marks: 1</w:t>
+        <w:t xml:space="preserve">(d) Hyperlink Transfer Protocol</w:t>
       </w:r>
     </w:p>
     <w:p>
-      <w:pPr>
-        <w:spacing w:after="160" w:before="0"/>
-      </w:pPr>
       <w:r>
-        <w:rPr>
-          <w:b w:val="0"/>
-          <w:i w:val="0"/>
-          <w:sz w:val="20"/>
-        </w:rPr>
-        <w:t>Negative Marks: 0.25</w:t>
+        <w:t xml:space="preserve">Answer: a</w:t>
       </w:r>
     </w:p>
     <w:p>
-      <w:pPr>
-        <w:spacing w:after="40" w:before="120"/>
-      </w:pPr>
       <w:r>
-        <w:rPr>
-          <w:b w:val="0"/>
-          <w:i w:val="0"/>
-          <w:sz w:val="22"/>
-        </w:rPr>
-        <w:t>Question: In a certain code, 'NURSE' is written as 'PWUTG'. How will 'DOCTOR' be written in the same code?</w:t>
+        <w:t xml:space="preserve">Solution: HTTP stands for HyperText Transfer Protocol — the foundation protocol for data communication on the World Wide Web.</w:t>
       </w:r>
     </w:p>
     <w:p>
-      <w:pPr>
-        <w:spacing w:after="0" w:before="0"/>
-      </w:pPr>
       <w:r>
-        <w:rPr>
-          <w:b w:val="0"/>
-          <w:i w:val="0"/>
-          <w:sz w:val="22"/>
-        </w:rPr>
-        <w:t>(a) FQEVQT</w:t>
+        <w:t xml:space="preserve">Positive Marks: 1</w:t>
       </w:r>
     </w:p>
     <w:p>
-      <w:pPr>
-        <w:spacing w:after="0" w:before="0"/>
-      </w:pPr>
       <w:r>
-        <w:rPr>
-          <w:b w:val="0"/>
-          <w:i w:val="0"/>
-          <w:sz w:val="22"/>
-        </w:rPr>
-        <w:t>(b) FQEVQS</w:t>
+        <w:t xml:space="preserve">Negative Marks: 0.25</w:t>
       </w:r>
     </w:p>
     <w:p>
-      <w:pPr>
-        <w:spacing w:after="0" w:before="0"/>
-      </w:pPr>
       <w:r>
-        <w:rPr>
-          <w:b w:val="0"/>
-          <w:i w:val="0"/>
-          <w:sz w:val="22"/>
-        </w:rPr>
-        <w:t>(c) FPEVQT</w:t>
+        <w:t xml:space="preserve"/>
       </w:r>
     </w:p>
     <w:p>
-      <w:pPr>
-        <w:spacing w:after="0" w:before="0"/>
-      </w:pPr>
       <w:r>
-        <w:rPr>
-          <w:b w:val="0"/>
-          <w:i w:val="0"/>
-          <w:sz w:val="22"/>
-        </w:rPr>
-        <w:t>(d) GQEVQT</w:t>
+        <w:t xml:space="preserve">Question: The first President of India was:</w:t>
       </w:r>
     </w:p>
     <w:p>
-      <w:pPr>
-        <w:spacing w:after="0" w:before="40"/>
-      </w:pPr>
       <w:r>
-        <w:rPr>
-          <w:b/>
-          <w:i w:val="0"/>
-          <w:sz w:val="22"/>
-        </w:rPr>
-        <w:t>Answer: a</w:t>
+        <w:t xml:space="preserve">(a) Dr. Rajendra Prasad</w:t>
       </w:r>
     </w:p>
     <w:p>
-      <w:pPr>
-        <w:spacing w:after="0" w:before="0"/>
-      </w:pPr>
       <w:r>
-        <w:rPr>
-          <w:b w:val="0"/>
-          <w:i w:val="0"/>
-          <w:sz w:val="21"/>
-        </w:rPr>
-        <w:t>Solution: Each letter is shifted two places forward in the alphabet (N+2=P, U+2=W, R+2=T, S+2=U, E+2=G). Applying the same rule: D+2=F, O+2=Q, C+2=E, T+2=V, O+2=Q, R+2=T, giving 'FQEVQT'.</w:t>
+        <w:t xml:space="preserve">(b) Dr. S. Radhakrishnan</w:t>
       </w:r>
     </w:p>
     <w:p>
-      <w:pPr>
-        <w:spacing w:after="0" w:before="0"/>
-      </w:pPr>
       <w:r>
-        <w:rPr>
-          <w:b w:val="0"/>
-          <w:i w:val="0"/>
-          <w:sz w:val="20"/>
-        </w:rPr>
-        <w:t>Positive Marks: 1</w:t>
+        <w:t xml:space="preserve">(c) Jawaharlal Nehru</w:t>
       </w:r>
     </w:p>
     <w:p>
-      <w:pPr>
-        <w:spacing w:after="160" w:before="0"/>
-      </w:pPr>
       <w:r>
-        <w:rPr>
-          <w:b w:val="0"/>
-          <w:i w:val="0"/>
-          <w:sz w:val="20"/>
-        </w:rPr>
-        <w:t>Negative Marks: 0.25</w:t>
+        <w:t xml:space="preserve">(d) Dr. Zakir Husain</w:t>
       </w:r>
     </w:p>
     <w:p>
-      <w:pPr>
-        <w:spacing w:after="40" w:before="120"/>
-      </w:pPr>
       <w:r>
-        <w:rPr>
-          <w:b w:val="0"/>
-          <w:i w:val="0"/>
-          <w:sz w:val="22"/>
-        </w:rPr>
-        <w:t>Question: Find the next letter in the series: A, C, F, J, O, ?</w:t>
+        <w:t xml:space="preserve">Answer: a</w:t>
       </w:r>
     </w:p>
     <w:p>
-      <w:pPr>
-        <w:spacing w:after="0" w:before="0"/>
-      </w:pPr>
       <w:r>
-        <w:rPr>
-          <w:b w:val="0"/>
-          <w:i w:val="0"/>
-          <w:sz w:val="22"/>
-        </w:rPr>
-        <w:t>(a) R</w:t>
+        <w:t xml:space="preserve">Solution: Dr. Rajendra Prasad was the first President of India, serving from 1950 to 1962.</w:t>
       </w:r>
     </w:p>
     <w:p>
-      <w:pPr>
-        <w:spacing w:after="0" w:before="0"/>
-      </w:pPr>
       <w:r>
-        <w:rPr>
-          <w:b w:val="0"/>
-          <w:i w:val="0"/>
-          <w:sz w:val="22"/>
-        </w:rPr>
-        <w:t>(b) S</w:t>
+        <w:t xml:space="preserve">Positive Marks: 1</w:t>
       </w:r>
     </w:p>
     <w:p>
-      <w:pPr>
-        <w:spacing w:after="0" w:before="0"/>
-      </w:pPr>
       <w:r>
-        <w:rPr>
-          <w:b w:val="0"/>
-          <w:i w:val="0"/>
-          <w:sz w:val="22"/>
-        </w:rPr>
-        <w:t>(c) T</w:t>
+        <w:t xml:space="preserve">Negative Marks: 0.25</w:t>
       </w:r>
     </w:p>
     <w:p>
-      <w:pPr>
-        <w:spacing w:after="0" w:before="0"/>
-      </w:pPr>
       <w:r>
-        <w:rPr>
-          <w:b w:val="0"/>
-          <w:i w:val="0"/>
-          <w:sz w:val="22"/>
-        </w:rPr>
-        <w:t>(d) U</w:t>
+        <w:t xml:space="preserve"/>
       </w:r>
     </w:p>
     <w:p>
-      <w:pPr>
-        <w:spacing w:after="0" w:before="40"/>
-      </w:pPr>
       <w:r>
-        <w:rPr>
-          <w:b/>
-          <w:i w:val="0"/>
-          <w:sz w:val="22"/>
-        </w:rPr>
-        <w:t>Answer: d</w:t>
+        <w:t xml:space="preserve">Question: A train 200 m long crosses a platform 400 m long in 30 seconds. What is the speed of the train in km/h?</w:t>
       </w:r>
     </w:p>
     <w:p>
-      <w:pPr>
-        <w:spacing w:after="0" w:before="0"/>
-      </w:pPr>
       <w:r>
-        <w:rPr>
-          <w:b w:val="0"/>
-          <w:i w:val="0"/>
-          <w:sz w:val="21"/>
-        </w:rPr>
-        <w:t>Solution: The gaps between consecutive letters increase by one each step: A+2=C, C+3=F, F+4=J, J+5=O, so the next is O+6 = U.</w:t>
+        <w:t xml:space="preserve">(a) 72 km/h</w:t>
       </w:r>
     </w:p>
     <w:p>
-      <w:pPr>
-        <w:spacing w:after="0" w:before="0"/>
-      </w:pPr>
       <w:r>
-        <w:rPr>
-          <w:b w:val="0"/>
-          <w:i w:val="0"/>
-          <w:sz w:val="20"/>
-        </w:rPr>
-        <w:t>Positive Marks: 1</w:t>
+        <w:t xml:space="preserve">(b) 60 km/h</w:t>
       </w:r>
     </w:p>
     <w:p>
-      <w:pPr>
-        <w:spacing w:after="160" w:before="0"/>
-      </w:pPr>
       <w:r>
-        <w:rPr>
-          <w:b w:val="0"/>
-          <w:i w:val="0"/>
-          <w:sz w:val="20"/>
-        </w:rPr>
-        <w:t>Negative Marks: 0.25</w:t>
+        <w:t xml:space="preserve">(c) 48 km/h</w:t>
       </w:r>
     </w:p>
     <w:p>
-      <w:pPr>
-        <w:spacing w:after="40" w:before="120"/>
-      </w:pPr>
       <w:r>
-        <w:rPr>
-          <w:b w:val="0"/>
-          <w:i w:val="0"/>
-          <w:sz w:val="22"/>
-        </w:rPr>
-        <w:t>Question: Which blood group is known as the 'universal donor'?</w:t>
+        <w:t xml:space="preserve">(d) 54 km/h</w:t>
       </w:r>
     </w:p>
     <w:p>
-      <w:pPr>
-        <w:spacing w:after="0" w:before="0"/>
-      </w:pPr>
       <w:r>
-        <w:rPr>
-          <w:b w:val="0"/>
-          <w:i w:val="0"/>
-          <w:sz w:val="22"/>
-        </w:rPr>
-        <w:t>(a) A positive</w:t>
+        <w:t xml:space="preserve">Answer: a</w:t>
       </w:r>
     </w:p>
     <w:p>
-      <w:pPr>
-        <w:spacing w:after="0" w:before="0"/>
-      </w:pPr>
       <w:r>
-        <w:rPr>
-          <w:b w:val="0"/>
-          <w:i w:val="0"/>
-          <w:sz w:val="22"/>
-        </w:rPr>
-        <w:t>(b) B negative</w:t>
+        <w:t xml:space="preserve">Solution: Total distance = 200 + 400 = 600 m in 30 s = 20 m/s = 20 × 18/5 = 72 km/h.</w:t>
       </w:r>
     </w:p>
     <w:p>
-      <w:pPr>
-        <w:spacing w:after="0" w:before="0"/>
-      </w:pPr>
       <w:r>
-        <w:rPr>
-          <w:b w:val="0"/>
-          <w:i w:val="0"/>
-          <w:sz w:val="22"/>
-        </w:rPr>
-        <w:t>(c) O negative</w:t>
+        <w:t xml:space="preserve">Positive Marks: 1</w:t>
       </w:r>
     </w:p>
     <w:p>
-      <w:pPr>
-        <w:spacing w:after="0" w:before="0"/>
-      </w:pPr>
       <w:r>
-        <w:rPr>
-          <w:b w:val="0"/>
-          <w:i w:val="0"/>
-          <w:sz w:val="22"/>
-        </w:rPr>
-        <w:t>(d) AB positive</w:t>
+        <w:t xml:space="preserve">Negative Marks: 0.25</w:t>
       </w:r>
     </w:p>
     <w:p>
-      <w:pPr>
-        <w:spacing w:after="0" w:before="40"/>
-      </w:pPr>
       <w:r>
-        <w:rPr>
-          <w:b/>
-          <w:i w:val="0"/>
-          <w:sz w:val="22"/>
-        </w:rPr>
-        <w:t>Answer: c</w:t>
+        <w:t xml:space="preserve"/>
       </w:r>
     </w:p>
     <w:p>
-      <w:pPr>
-        <w:spacing w:after="0" w:before="0"/>
-      </w:pPr>
       <w:r>
-        <w:rPr>
-          <w:b w:val="0"/>
-          <w:i w:val="0"/>
-          <w:sz w:val="21"/>
-        </w:rPr>
-        <w:t>Solution: O negative blood lacks A, B, and Rh antigens, so it can be transfused to patients of any blood group, making it the universal donor.</w:t>
+        <w:t xml:space="preserve">Question: Which river is known as the "Sorrow of Bengal"?</w:t>
       </w:r>
     </w:p>
     <w:p>
-      <w:pPr>
-        <w:spacing w:after="0" w:before="0"/>
-      </w:pPr>
       <w:r>
-        <w:rPr>
-          <w:b w:val="0"/>
-          <w:i w:val="0"/>
-          <w:sz w:val="20"/>
-        </w:rPr>
-        <w:t>Positive Marks: 1</w:t>
+        <w:t xml:space="preserve">(a) Damodar</w:t>
       </w:r>
     </w:p>
     <w:p>
-      <w:pPr>
-        <w:spacing w:after="160" w:before="0"/>
-      </w:pPr>
       <w:r>
-        <w:rPr>
-          <w:b w:val="0"/>
-          <w:i w:val="0"/>
-          <w:sz w:val="20"/>
-        </w:rPr>
-        <w:t>Negative Marks: 0.25</w:t>
+        <w:t xml:space="preserve">(b) Kosi</w:t>
       </w:r>
     </w:p>
     <w:p>
-      <w:pPr>
-        <w:spacing w:after="40" w:before="120"/>
-      </w:pPr>
       <w:r>
-        <w:rPr>
-          <w:b w:val="0"/>
-          <w:i w:val="0"/>
-          <w:sz w:val="22"/>
-        </w:rPr>
-        <w:t>Question: Which of the following is the largest part of the human brain?</w:t>
+        <w:t xml:space="preserve">(c) Mahanadi</w:t>
       </w:r>
     </w:p>
     <w:p>
-      <w:pPr>
-        <w:spacing w:after="0" w:before="0"/>
-      </w:pPr>
       <w:r>
-        <w:rPr>
-          <w:b w:val="0"/>
-          <w:i w:val="0"/>
-          <w:sz w:val="22"/>
-        </w:rPr>
-        <w:t>(a) Cerebellum</w:t>
+        <w:t xml:space="preserve">(d) Godavari</w:t>
       </w:r>
     </w:p>
     <w:p>
-      <w:pPr>
-        <w:spacing w:after="0" w:before="0"/>
-      </w:pPr>
       <w:r>
-        <w:rPr>
-          <w:b w:val="0"/>
-          <w:i w:val="0"/>
-          <w:sz w:val="22"/>
-        </w:rPr>
-        <w:t>(b) Cerebrum</w:t>
+        <w:t xml:space="preserve">Answer: a</w:t>
       </w:r>
     </w:p>
     <w:p>
-      <w:pPr>
-        <w:spacing w:after="0" w:before="0"/>
-      </w:pPr>
       <w:r>
-        <w:rPr>
-          <w:b w:val="0"/>
-          <w:i w:val="0"/>
-          <w:sz w:val="22"/>
-        </w:rPr>
-        <w:t>(c) Brainstem</w:t>
+        <w:t xml:space="preserve">Solution: The Damodar river, which floods frequently in West Bengal, is called the "Sorrow of Bengal." The Kosi is known as the "Sorrow of Bihar."</w:t>
       </w:r>
     </w:p>
     <w:p>
-      <w:pPr>
-        <w:spacing w:after="0" w:before="0"/>
-      </w:pPr>
       <w:r>
-        <w:rPr>
-          <w:b w:val="0"/>
-          <w:i w:val="0"/>
-          <w:sz w:val="22"/>
-        </w:rPr>
-        <w:t>(d) Medulla oblongata</w:t>
+        <w:t xml:space="preserve">Positive Marks: 1</w:t>
       </w:r>
     </w:p>
     <w:p>
-      <w:pPr>
-        <w:spacing w:after="0" w:before="40"/>
-      </w:pPr>
       <w:r>
-        <w:rPr>
-          <w:b/>
-          <w:i w:val="0"/>
-          <w:sz w:val="22"/>
-        </w:rPr>
-        <w:t>Answer: b</w:t>
+        <w:t xml:space="preserve">Negative Marks: 0.25</w:t>
       </w:r>
     </w:p>
     <w:p>
-      <w:pPr>
-        <w:spacing w:after="0" w:before="0"/>
-      </w:pPr>
       <w:r>
-        <w:rPr>
-          <w:b w:val="0"/>
-          <w:i w:val="0"/>
-          <w:sz w:val="21"/>
-        </w:rPr>
-        <w:t>Solution: The cerebrum is the largest part of the human brain, responsible for voluntary movement, sensation, thought, and memory. It makes up about 85% of the brain's weight.</w:t>
+        <w:t xml:space="preserve"/>
       </w:r>
     </w:p>
     <w:p>
-      <w:pPr>
-        <w:spacing w:after="0" w:before="0"/>
-      </w:pPr>
       <w:r>
-        <w:rPr>
-          <w:b w:val="0"/>
-          <w:i w:val="0"/>
-          <w:sz w:val="20"/>
-        </w:rPr>
-        <w:t>Positive Marks: 1</w:t>
+        <w:t xml:space="preserve">Question: The number of bits in one byte is:</w:t>
       </w:r>
     </w:p>
     <w:p>
-      <w:pPr>
-        <w:spacing w:after="160" w:before="0"/>
-      </w:pPr>
       <w:r>
-        <w:rPr>
-          <w:b w:val="0"/>
-          <w:i w:val="0"/>
-          <w:sz w:val="20"/>
-        </w:rPr>
-        <w:t>Negative Marks: 0.25</w:t>
+        <w:t xml:space="preserve">(a) 8</w:t>
       </w:r>
     </w:p>
     <w:p>
-      <w:pPr>
-        <w:spacing w:after="40" w:before="120"/>
-      </w:pPr>
       <w:r>
-        <w:rPr>
-          <w:b w:val="0"/>
-          <w:i w:val="0"/>
-          <w:sz w:val="22"/>
-        </w:rPr>
-        <w:t>Question: The normal pH range of human arterial blood is approximately:</w:t>
+        <w:t xml:space="preserve">(b) 4</w:t>
       </w:r>
     </w:p>
     <w:p>
-      <w:pPr>
-        <w:spacing w:after="0" w:before="0"/>
-      </w:pPr>
       <w:r>
-        <w:rPr>
-          <w:b w:val="0"/>
-          <w:i w:val="0"/>
-          <w:sz w:val="22"/>
-        </w:rPr>
-        <w:t>(a) 6.5-6.9</w:t>
+        <w:t xml:space="preserve">(c) 16</w:t>
       </w:r>
     </w:p>
     <w:p>
-      <w:pPr>
-        <w:spacing w:after="0" w:before="0"/>
-      </w:pPr>
       <w:r>
-        <w:rPr>
-          <w:b w:val="0"/>
-          <w:i w:val="0"/>
-          <w:sz w:val="22"/>
-        </w:rPr>
-        <w:t>(b) 7.0-7.2</w:t>
+        <w:t xml:space="preserve">(d) 32</w:t>
       </w:r>
     </w:p>
     <w:p>
-      <w:pPr>
-        <w:spacing w:after="0" w:before="0"/>
-      </w:pPr>
       <w:r>
-        <w:rPr>
-          <w:b w:val="0"/>
-          <w:i w:val="0"/>
-          <w:sz w:val="22"/>
-        </w:rPr>
-        <w:t>(c) 7.35-7.45</w:t>
+        <w:t xml:space="preserve">Answer: a</w:t>
       </w:r>
     </w:p>
     <w:p>
-      <w:pPr>
-        <w:spacing w:after="0" w:before="0"/>
-      </w:pPr>
       <w:r>
-        <w:rPr>
-          <w:b w:val="0"/>
-          <w:i w:val="0"/>
-          <w:sz w:val="22"/>
-        </w:rPr>
-        <w:t>(d) 7.8-8.2</w:t>
+        <w:t xml:space="preserve">Solution: One byte consists of 8 bits. Four bits form a nibble.</w:t>
       </w:r>
     </w:p>
     <w:p>
-      <w:pPr>
-        <w:spacing w:after="0" w:before="40"/>
-      </w:pPr>
       <w:r>
-        <w:rPr>
-          <w:b/>
-          <w:i w:val="0"/>
-          <w:sz w:val="22"/>
-        </w:rPr>
-        <w:t>Answer: c</w:t>
+        <w:t xml:space="preserve">Positive Marks: 1</w:t>
       </w:r>
     </w:p>
     <w:p>
-      <w:pPr>
-        <w:spacing w:after="0" w:before="0"/>
-      </w:pPr>
       <w:r>
-        <w:rPr>
-          <w:b w:val="0"/>
-          <w:i w:val="0"/>
-          <w:sz w:val="21"/>
-        </w:rPr>
-        <w:t>Solution: Normal arterial blood pH is 7.35-7.45. Values below 7.35 indicate acidosis and above 7.45 indicate alkalosis.</w:t>
+        <w:t xml:space="preserve">Negative Marks: 0.25</w:t>
       </w:r>
     </w:p>
     <w:p>
-      <w:pPr>
-        <w:spacing w:after="0" w:before="0"/>
-      </w:pPr>
       <w:r>
-        <w:rPr>
-          <w:b w:val="0"/>
-          <w:i w:val="0"/>
-          <w:sz w:val="20"/>
-        </w:rPr>
-        <w:t>Positive Marks: 1</w:t>
+        <w:t xml:space="preserve"/>
       </w:r>
     </w:p>
     <w:p>
-      <w:pPr>
-        <w:spacing w:after="160" w:before="0"/>
-      </w:pPr>
       <w:r>
-        <w:rPr>
-          <w:b w:val="0"/>
-          <w:i w:val="0"/>
-          <w:sz w:val="20"/>
-        </w:rPr>
-        <w:t>Negative Marks: 0.25</w:t>
+        <w:t xml:space="preserve">Question: The Gateway of India is located in:</w:t>
+      </w:r>
+    </w:p>
+    <w:p>
+      <w:r>
+        <w:t xml:space="preserve">(a) Mumbai</w:t>
+      </w:r>
+    </w:p>
+    <w:p>
+      <w:r>
+        <w:t xml:space="preserve">(b) Kolkata</w:t>
+      </w:r>
+    </w:p>
+    <w:p>
+      <w:r>
+        <w:t xml:space="preserve">(c) Chennai</w:t>
+      </w:r>
+    </w:p>
+    <w:p>
+      <w:r>
+        <w:t xml:space="preserve">(d) Kochi</w:t>
+      </w:r>
+    </w:p>
+    <w:p>
+      <w:r>
+        <w:t xml:space="preserve">Answer: a</w:t>
+      </w:r>
+    </w:p>
+    <w:p>
+      <w:r>
+        <w:t xml:space="preserve">Solution: The Gateway of India, built in 1924 overlooking the Arabian Sea, is a landmark in Mumbai.</w:t>
+      </w:r>
+    </w:p>
+    <w:p>
+      <w:r>
+        <w:t xml:space="preserve">Positive Marks: 1</w:t>
+      </w:r>
+    </w:p>
+    <w:p>
+      <w:r>
+        <w:t xml:space="preserve">Negative Marks: 0.25</w:t>
+      </w:r>
+    </w:p>
+    <w:p>
+      <w:r>
+        <w:t xml:space="preserve"/>
+      </w:r>
+    </w:p>
+    <w:p>
+      <w:r>
+        <w:t xml:space="preserve">Question: In a certain code, "ROSE" is written as "SPTF". How is "LILY" written in that code?</w:t>
+      </w:r>
+    </w:p>
+    <w:p>
+      <w:r>
+        <w:t xml:space="preserve">(a) MJMZ</w:t>
+      </w:r>
+    </w:p>
+    <w:p>
+      <w:r>
+        <w:t xml:space="preserve">(b) MJMA</w:t>
+      </w:r>
+    </w:p>
+    <w:p>
+      <w:r>
+        <w:t xml:space="preserve">(c) MKMA</w:t>
+      </w:r>
+    </w:p>
+    <w:p>
+      <w:r>
+        <w:t xml:space="preserve">(d) MJNZ</w:t>
+      </w:r>
+    </w:p>
+    <w:p>
+      <w:r>
+        <w:t xml:space="preserve">Answer: a</w:t>
+      </w:r>
+    </w:p>
+    <w:p>
+      <w:r>
+        <w:t xml:space="preserve">Solution: Each letter shifts +1: R→S, O→P, S→T, E→F. Applying the same: L→M, I→J, L→M, Y→Z, giving MJMZ.</w:t>
+      </w:r>
+    </w:p>
+    <w:p>
+      <w:r>
+        <w:t xml:space="preserve">Positive Marks: 1</w:t>
+      </w:r>
+    </w:p>
+    <w:p>
+      <w:r>
+        <w:t xml:space="preserve">Negative Marks: 0.25</w:t>
       </w:r>
     </w:p>
     <w:sectPr>
       <w:pgSz w:w="12240" w:h="15840"/>
-      <w:pgMar w:top="864" w:right="1008" w:bottom="864" w:left="1008" w:header="720" w:footer="720" w:gutter="0"/>
+      <w:pgMar w:top="1440" w:right="1800" w:bottom="1440" w:left="1800" w:header="720" w:footer="720" w:gutter="0"/>
       <w:cols w:space="720"/>
       <w:docGrid w:linePitch="360"/>
     </w:sectPr>
@@ -2715,10 +1365,6 @@
     <w:name w:val="Normal"/>
     <w:qFormat/>
     <w:rsid w:val="00FC693F"/>
-    <w:rPr>
-      <w:rFonts w:ascii="Calibri" w:hAnsi="Calibri"/>
-      <w:sz w:val="22"/>
-    </w:rPr>
   </w:style>
   <w:style w:type="paragraph" w:styleId="Header">
     <w:name w:val="header"/>
